--- a/docx/GOB-10.docx
+++ b/docx/GOB-10.docx
@@ -15,7 +15,7 @@
         <w:pStyle w:val="Heading1"/>
       </w:pPr>
       <w:r>
-        <w:t>LEY QUE ESTABLECE EL SISTEMA NACIONAL DE PRESERVACIÓN DIGITAL Y LA GESTIÓN DEL DOCUMENTO ARCHIVÍSTICO ELECTRÓNICO, MODIFICANDO LA LEY 25323</w:t>
+        <w:t>LEY QUE FORTALECE LA PRESERVACIÓN DIGITAL EN EL SISTEMA NACIONAL DE ARCHIVOS, IMPLEMENTA EL REPOSITORIO NACIONAL DE PRESERVACIÓN DIGITAL Y MODIFICA LA LEY 25323, LEY QUE CREA EL SISTEMA NACIONAL DE ARCHIVOS</w:t>
       </w:r>
     </w:p>
     <w:p>
@@ -44,7 +44,7 @@
         <w:rPr>
           <w:b/>
         </w:rPr>
-        <w:t>LEY QUE ESTABLECE EL SISTEMA NACIONAL DE PRESERVACIÓN DIGITAL Y LA GESTIÓN DEL DOCUMENTO ARCHIVÍSTICO ELECTRÓNICO, MODIFICANDO LA LEY 25323</w:t>
+        <w:t>LEY QUE FORTALECE LA PRESERVACIÓN DIGITAL EN EL SISTEMA NACIONAL DE ARCHIVOS, IMPLEMENTA EL REPOSITORIO NACIONAL DE PRESERVACIÓN DIGITAL Y MODIFICA LA LEY 25323, LEY QUE CREA EL SISTEMA NACIONAL DE ARCHIVOS</w:t>
       </w:r>
     </w:p>
     <w:p>
@@ -59,7 +59,7 @@
         <w:br/>
       </w:r>
       <w:r>
-        <w:t>La presente ley tiene por objeto garantizar la conservación, autenticidad, integridad, disponibilidad y acceso a largo plazo de los documentos archivísticos electrónicos producidos o recibidos por las entidades públicas.</w:t>
+        <w:t>La presente ley tiene por objeto garantizar la conservación, autenticidad, integridad, disponibilidad y acceso a largo plazo de los documentos archivísticos electrónicos de las entidades públicas, completando el régimen de gestión archivística digital incorporado a la Ley 25323, Ley que crea el Sistema Nacional de Archivos, por el Decreto Legislativo 1556.</w:t>
       </w:r>
     </w:p>
     <w:p>
@@ -74,6 +74,8 @@
         <w:br/>
       </w:r>
       <w:r>
+        <w:t>Para efectos de la presente ley se entiende por:</w:t>
+        <w:br/>
         <w:t>a) Documento archivístico electrónico: información registrada en soporte electrónico, producida o recibida por una entidad en el ejercicio de sus funciones, que constituye evidencia de sus actos.</w:t>
         <w:br/>
         <w:t>b) Preservación digital: conjunto de políticas, procesos y tecnologías que aseguran que los documentos electrónicos permanezcan accesibles, legibles y auténticos en el tiempo, pese a los cambios tecnológicos.</w:t>
@@ -87,13 +89,31 @@
         <w:rPr>
           <w:b/>
         </w:rPr>
-        <w:t>Artículo 3. Responsabilidad de las entidades</w:t>
+        <w:t>Artículo 3. Incorporación de los artículos 9-A, 9-B y 9-C a la Ley 25323</w:t>
         <w:br/>
       </w:r>
       <w:r>
-        <w:t>3.1 Cada entidad aprueba un plan de preservación digital, articulado con su programa de control de documentos, que identifique sus series documentales electrónicas, formatos, plazos de retención y medidas de migración.</w:t>
+        <w:t>Se incorporan los artículos 9-A, 9-B y 9-C a la Ley 25323, Ley que crea el Sistema Nacional de Archivos, modificada por el Decreto Legislativo 1556, en los términos siguientes:</w:t>
         <w:br/>
-        <w:t>3.2 Ningún documento archivístico electrónico puede eliminarse sin la autorización prevista en la normativa archivística. La migración de sistemas o el término de un contrato tecnológico no exime de esta obligación.</w:t>
+        <w:t>«Artículo 9-A.- Plan de preservación digital</w:t>
+        <w:br/>
+        <w:t>9-A.1. Cada entidad aprueba un plan de preservación digital, articulado con su programa de control de documentos, que identifica sus series documentales electrónicas, formatos, plazos de retención y medidas de migración.</w:t>
+        <w:br/>
+        <w:t>9-A.2. Ningún documento archivístico electrónico se elimina sin la autorización prevista en la normativa archivística. La migración de sistemas o el término de un contrato tecnológico no exime de esta obligación; los contratos de servicios tecnológicos incluyen la devolución íntegra de los documentos en formatos abiertos.</w:t>
+        <w:br/>
+        <w:t>9-A.3. Los sistemas institucionales no dependen de cuentas personales de servidores o proveedores.</w:t>
+        <w:br/>
+        <w:t>Artículo 9-B.- Repositorio Nacional de Preservación Digital</w:t>
+        <w:br/>
+        <w:t>9-B.1. El Archivo General de la Nación implementa progresivamente, como servicio y con cargo a su presupuesto institucional, el Repositorio Nacional de Preservación Digital para la custodia de documentos electrónicos de valor permanente transferidos por las entidades, conforme a estándares internacionales de repositorios digitales confiables, pudiendo utilizar la infraestructura de nube del Estado.</w:t>
+        <w:br/>
+        <w:t>9-B.2. Las entidades sin capacidad propia pueden utilizar el Repositorio para la custodia de sus documentos electrónicos de conservación temporal, previo convenio.</w:t>
+        <w:br/>
+        <w:t>9-B.3. El Repositorio mantiene al menos tres copias, una de ellas fuera de línea o inmutable y otra en ubicación geográfica distinta dentro del territorio nacional, verifica periódicamente la integridad de los documentos mediante sumas de verificación y registra todo acceso y operación.</w:t>
+        <w:br/>
+        <w:t>Artículo 9-C.- Transferencia de gestión</w:t>
+        <w:br/>
+        <w:t>En los procesos de transferencia de gestión de las entidades, incluidos los gobiernos regionales y locales, conforme a la normativa de transferencia de gestión que aprueba la Contraloría General de la República, se entrega el inventario de documentos electrónicos y de sistemas de información, se transfiere la administración de dichos sistemas a cuentas institucionales que designe la gestión entrante, se revocan los accesos del personal saliente y se rotan las contraseñas y claves de administración, dejando constancia en el acta sin consignar contraseñas. El incumplimiento se comunica a la Contraloría General de la República para las acciones de control que correspondan.»</w:t>
       </w:r>
     </w:p>
     <w:p>
@@ -104,13 +124,15 @@
         <w:rPr>
           <w:b/>
         </w:rPr>
-        <w:t>Artículo 4. Repositorio Nacional de Preservación Digital</w:t>
+        <w:t>Artículo 4. Formatos y validación de largo plazo</w:t>
         <w:br/>
       </w:r>
       <w:r>
-        <w:t>4.1 Créase el Repositorio Nacional de Preservación Digital, a cargo del Archivo General de la Nación, como servicio confiable para la custodia de documentos electrónicos de valor permanente transferidos por las entidades, conforme a estándares internacionales de repositorios digitales confiables.</w:t>
+        <w:t>4.1. El Archivo General de la Nación, en coordinación con la Secretaría de Gobierno y Transformación Digital de la Presidencia del Consejo de Ministros, aprueba la relación de formatos abiertos admitidos para preservación.</w:t>
         <w:br/>
-        <w:t>4.2 Las entidades que no cuenten con capacidad propia pueden utilizar el Repositorio para la custodia de sus documentos electrónicos de conservación temporal, previo convenio.</w:t>
+        <w:t>4.2. El Archivo General de la Nación, en coordinación con la Secretaría de Gobierno y Transformación Digital y con el Instituto Nacional de Defensa de la Competencia y de la Protección de la Propiedad Intelectual, como autoridad administrativa competente de la Infraestructura Oficial de Firma Electrónica, aprueba los mecanismos para mantener la validez probatoria de los documentos firmados digitalmente más allá de la vigencia de los certificados, que incluyen sellos de tiempo de prestadores acreditados y su renovación periódica, conforme a la Ley 27269, Ley de Firmas y Certificados Digitales, y su reglamento.</w:t>
+        <w:br/>
+        <w:t>4.3. La preservación de documentos archivísticos electrónicos se articula con el régimen de microformas del Decreto Legislativo 681; el reglamento establece los supuestos en que los documentos nativos digitales firmados digitalmente no requieren microformas para mantener su valor legal.</w:t>
       </w:r>
     </w:p>
     <w:p>
@@ -121,11 +143,11 @@
         <w:rPr>
           <w:b/>
         </w:rPr>
-        <w:t>Artículo 5. Formatos y firma</w:t>
+        <w:t>Artículo 5. Acceso</w:t>
         <w:br/>
       </w:r>
       <w:r>
-        <w:t>El Archivo General de la Nación, en coordinación con la Secretaría de Gobierno y Transformación Digital, aprueba la relación de formatos abiertos admitidos para preservación y los mecanismos para mantener la validez probatoria de los documentos firmados digitalmente más allá de la vigencia de los certificados.</w:t>
+        <w:t>Los documentos electrónicos de valor permanente custodiados en el Repositorio se ponen a disposición del público conforme al Texto Único Ordenado de la Ley 27806, Ley de Transparencia y Acceso a la Información Pública, y a la Ley 29733, Ley de Protección de Datos Personales, con prioridad de publicación de aquellos sin restricciones de acceso.</w:t>
       </w:r>
     </w:p>
     <w:p>
@@ -136,41 +158,11 @@
         <w:rPr>
           <w:b/>
         </w:rPr>
-        <w:t>Artículo 6. Transferencia por cambio de gestión</w:t>
+        <w:t>Artículo 6. Supervisión</w:t>
         <w:br/>
       </w:r>
       <w:r>
-        <w:t>En los procesos de transferencia de gestión de las entidades, incluidos los gobiernos regionales y locales, se entrega el inventario de documentos electrónicos y de sistemas de información, con las credenciales y medios necesarios para su acceso, bajo responsabilidad del titular saliente.</w:t>
-      </w:r>
-    </w:p>
-    <w:p>
-      <w:pPr>
-        <w:jc w:val="both"/>
-      </w:pPr>
-      <w:r>
-        <w:rPr>
-          <w:b/>
-        </w:rPr>
-        <w:t>Artículo 7. Acceso</w:t>
-        <w:br/>
-      </w:r>
-      <w:r>
-        <w:t>Los documentos electrónicos de valor permanente custodiados en el Repositorio se ponen a disposición del público conforme al TUO de la Ley 27806 y a la Ley 29733, con prioridad de publicación de aquellos sin restricciones de acceso.</w:t>
-      </w:r>
-    </w:p>
-    <w:p>
-      <w:pPr>
-        <w:jc w:val="both"/>
-      </w:pPr>
-      <w:r>
-        <w:rPr>
-          <w:b/>
-        </w:rPr>
-        <w:t>Artículo 8. Modificación de la Ley 25323</w:t>
-        <w:br/>
-      </w:r>
-      <w:r>
-        <w:t>Incorpórase una Disposición Complementaria Final a la Ley 25323, con el texto siguiente: "Preservación digital. El Sistema Nacional de Archivos comprende la gestión y preservación de los documentos archivísticos electrónicos, conforme a la ley que establece el Sistema Nacional de Preservación Digital."</w:t>
+        <w:t>El Archivo General de la Nación supervisa el cumplimiento de la presente ley y ejerce la potestad sancionadora prevista en el literal f) del artículo 5 de la Ley 25323, sin perjuicio de la responsabilidad administrativa del servidor conforme al régimen disciplinario aplicable a la entidad.</w:t>
       </w:r>
     </w:p>
     <w:p>
@@ -185,7 +177,7 @@
         <w:br/>
       </w:r>
       <w:r>
-        <w:t>El Poder Ejecutivo reglamenta la presente ley en un plazo de ciento veinte (120) días hábiles, con refrendo del Ministerio de Cultura y de la Presidencia del Consejo de Ministros.</w:t>
+        <w:t>Reglamentación. El Poder Ejecutivo, mediante decreto supremo refrendado por el ministro de Cultura y el presidente del Consejo de Ministros, reglamenta la presente ley y adecúa el Reglamento de la Ley 25323, aprobado por Decreto Supremo 008-92-JUS, en un plazo de ciento veinte días hábiles contados a partir del día siguiente de su publicación.</w:t>
       </w:r>
     </w:p>
     <w:p>
@@ -200,7 +192,22 @@
         <w:br/>
       </w:r>
       <w:r>
-        <w:t>La implementación se financia con cargo al presupuesto institucional del Archivo General de la Nación y de las entidades involucradas, sin demandar recursos adicionales al Tesoro Público. El Repositorio puede implementarse progresivamente sobre la infraestructura de nube del Estado.</w:t>
+        <w:t>Financiamiento. La implementación se financia con cargo al presupuesto institucional del Archivo General de la Nación y de las entidades involucradas, sin demandar recursos adicionales al Tesoro Público. El Repositorio se implementa por etapas como meta dentro de la programación multianual del Archivo General de la Nación, sujeta a disponibilidad presupuestal.</w:t>
+      </w:r>
+    </w:p>
+    <w:p>
+      <w:pPr>
+        <w:jc w:val="both"/>
+      </w:pPr>
+      <w:r>
+        <w:rPr>
+          <w:b/>
+        </w:rPr>
+        <w:t>Única. Disposición Complementaria Transitoria</w:t>
+        <w:br/>
+      </w:r>
+      <w:r>
+        <w:t>Gradualidad. Los planes de preservación digital se aprueban en un plazo de dieciocho meses por las entidades del Poder Ejecutivo y de treinta y seis meses por los gobiernos regionales y locales, contados desde la entrada en vigencia del reglamento.</w:t>
       </w:r>
     </w:p>
     <w:p>
@@ -234,7 +241,7 @@
         <w:jc w:val="both"/>
       </w:pPr>
       <w:r>
-        <w:t>La Ley 25323 (1991) creó el Sistema Nacional de Archivos en un contexto de documentos en papel. Hoy una proporción creciente de los documentos públicos nace en formato digital (expedientes electrónicos, correos institucionales, bases de datos, documentos firmados digitalmente), y el DS 029-2021-PCM ya regula el documento archivístico digital y los repositorios archivísticos institucionales. Sin embargo, la ley marco de archivos no contempla la preservación digital a largo plazo: la obsolescencia de formatos y soportes, la caducidad de certificados de firma digital, la migración entre sistemas al cambiar de proveedor y la eliminación no controlada de información en cambios de gestión ponen en riesgo la memoria institucional y la evidencia necesaria para el control, la justicia y los derechos de las personas. Las entidades pequeñas carecen de infraestructura y personal para custodiar documentos digitales con garantías de autenticidad e integridad. Colombia (Ley 594 de 2000, Ley General de Archivos), España (Esquema Nacional de Interoperabilidad, con normas técnicas de documento y expediente electrónico) y el modelo de referencia OAIS (ISO 14721) muestran la necesidad de reglas legales y de un repositorio confiable compartido.</w:t>
+        <w:t>La Ley 25323 (1991) creó el Sistema Nacional de Archivos para documentos en papel. El Decreto Legislativo 1556 (2023) incorporó como función del Sistema regular y garantizar la gestión, tratamiento y preservación de los documentos de archivo en un entorno digital (literal f del artículo 2) y el artículo 9, que obliga a sus integrantes a usar tecnologías digitales seguras y confiables para la gestión y preservación digital, de manera progresiva. El Decreto Supremo 029-2021-PCM regula el documento archivístico digital y los repositorios institucionales. Sin embargo, la ley no exige un plan de preservación por entidad, no impide expresamente que la migración de sistemas o el término de un contrato tecnológico produzca la pérdida de documentos, no prevé un repositorio compartido para entidades sin capacidad, no articula la validez de las firmas digitales más allá de la vigencia del certificado ni el régimen de microformas del Decreto Legislativo 681, y en los cambios de gestión subsiste la práctica insegura de entregar contraseñas en actas o depender de cuentas personales. La obsolescencia de formatos, la caducidad de certificados y el secuestro de datos ponen en riesgo la memoria institucional y la evidencia necesaria para el control, la justicia y los derechos de las personas. El modelo de referencia OAIS (ISO 14721) y la norma de auditoría de repositorios confiables (ISO 16363), así como la Ley 594 de 2000 de Colombia, muestran la necesidad de reglas legales y de un repositorio confiable compartido.</w:t>
       </w:r>
     </w:p>
     <w:p>
@@ -250,7 +257,7 @@
         <w:jc w:val="both"/>
       </w:pPr>
       <w:r>
-        <w:t>Incorporar la preservación digital al Sistema Nacional de Archivos y garantizar la autenticidad, integridad y acceso de largo plazo a los documentos electrónicos del Estado.</w:t>
+        <w:t>Completar el régimen de preservación digital del Sistema Nacional de Archivos con planes de preservación, un repositorio nacional compartido, validación de largo plazo y transferencia segura de sistemas en los cambios de gestión.</w:t>
       </w:r>
     </w:p>
     <w:p>
@@ -266,7 +273,7 @@
         <w:jc w:val="both"/>
       </w:pPr>
       <w:r>
-        <w:t>El componente de mayor costo es el Repositorio Nacional de Preservación Digital (almacenamiento redundante, personal especializado), a cargo del Archivo General de la Nación, que puede implementarse por etapas sobre infraestructura de nube del Estado. Para las entidades, el costo principal es elaborar planes de preservación, tarea que se apoya en lineamientos del AGN. Beneficios: protección de la memoria institucional y de la evidencia necesaria para el control gubernamental, la justicia y los derechos de las personas (pensiones, propiedad, identidad); prevención de pérdida de información en cambios de gestión o de proveedor. El riesgo de no actuar —pérdida irreversible de documentos— es difícil de revertir. Costo fiscal estimado: medio.</w:t>
+        <w:t>El componente de mayor costo es el Repositorio Nacional de Preservación Digital (almacenamiento redundante con copias inmutables y personal especializado). Se implementa por etapas, como servicio sobre infraestructura de nube del Estado y con cargo al presupuesto del AGN, como meta sujeta a disponibilidad presupuestal; requiere coordinación con el Poder Ejecutivo e informe del MEF sobre sostenibilidad fiscal antes del dictamen. Para las entidades, el costo principal es elaborar planes de preservación con lineamientos del AGN. La transferencia segura de sistemas no tiene costo relevante. Beneficios: protección de la memoria institucional y de la evidencia para el control, la justicia y los derechos de las personas (pensiones, propiedad, identidad); prevención de pérdida de información en cambios de gestión o de proveedor y resiliencia frente al secuestro de datos. La pérdida irreversible de documentos es difícil de revertir. Costo fiscal estimado: medio, sujeto a programación.</w:t>
       </w:r>
     </w:p>
     <w:p>
@@ -282,7 +289,7 @@
         <w:jc w:val="both"/>
       </w:pPr>
       <w:r>
-        <w:t>Modifica la Ley 25323 (incorpora una disposición complementaria final). Complementa el Decreto Legislativo 1412 y el DS 029-2021-PCM en materia de documento archivístico digital, y el TUO de la Ley 27806.</w:t>
+        <w:t>Incorpora los artículos 9-A, 9-B y 9-C a la Ley 25323 (texto vigente: artículos 1 a 9, con el literal f del artículo 2 y el artículo 9 incorporados por el Decreto Legislativo 1556). Dispone adecuar el Decreto Supremo 008-92-JUS. Complementa el Decreto Legislativo 1412 y el Decreto Supremo 029-2021-PCM, la Ley 27269, el Decreto Legislativo 681 (microformas), el TUO de la Ley 27806 y la Ley 29733.</w:t>
       </w:r>
     </w:p>
     <w:p>
@@ -298,7 +305,7 @@
         <w:jc w:val="both"/>
       </w:pPr>
       <w:r>
-        <w:t>Por verificar en SPLEY.</w:t>
+        <w:t>Por verificar en SPLEY: no se identificaron proyectos del periodo 2021-2026 sobre preservación digital. Antecedente normativo: Decreto Legislativo 1556 (2023), dictado por delegación de facultades de la Ley 31696, que modificó la Ley 25323.</w:t>
       </w:r>
     </w:p>
     <w:p>
@@ -314,7 +321,167 @@
         <w:jc w:val="both"/>
       </w:pPr>
       <w:r>
-        <w:t>A 2031, el 100% de los ministerios y gobiernos regionales cuentan con plan de preservación digital aprobado y el Repositorio Nacional de Preservación Digital custodia los documentos electrónicos de valor permanente transferidos por ellos.</w:t>
+        <w:t>A 2031, el 100% de los ministerios y gobiernos regionales cuenta con plan de preservación digital aprobado, el Repositorio Nacional de Preservación Digital custodia con tres copias los documentos electrónicos de valor permanente transferidos y ninguna transferencia de gestión registra entrega de contraseñas en actas.</w:t>
+      </w:r>
+    </w:p>
+    <w:p>
+      <w:pPr>
+        <w:pStyle w:val="Heading2"/>
+      </w:pPr>
+      <w:r>
+        <w:t>Normas que modifica y entidades implicadas</w:t>
+      </w:r>
+    </w:p>
+    <w:p>
+      <w:pPr>
+        <w:pStyle w:val="ListBullet"/>
+      </w:pPr>
+      <w:r>
+        <w:t>Ley 25323, Ley que crea el Sistema Nacional de Archivos (modificada por D.Leg. 1556), arts. 9-A, 9-B y 9-C — incorpora</w:t>
+      </w:r>
+    </w:p>
+    <w:p>
+      <w:pPr>
+        <w:pStyle w:val="ListBullet"/>
+      </w:pPr>
+      <w:r>
+        <w:t>Reglamento de la Ley 25323, D.S. 008-92-JUS, adecuación — complementa</w:t>
+      </w:r>
+    </w:p>
+    <w:p>
+      <w:pPr>
+        <w:pStyle w:val="ListBullet"/>
+      </w:pPr>
+      <w:r>
+        <w:t>Ley 27269, Ley de Firmas y Certificados Digitales, validación de largo plazo — complementa</w:t>
+      </w:r>
+    </w:p>
+    <w:p>
+      <w:pPr>
+        <w:pStyle w:val="ListBullet"/>
+      </w:pPr>
+      <w:r>
+        <w:t>Decreto Legislativo 681 (microformas), articulación — complementa</w:t>
+      </w:r>
+    </w:p>
+    <w:p>
+      <w:pPr>
+        <w:pStyle w:val="ListBullet"/>
+      </w:pPr>
+      <w:r>
+        <w:t>AGN (rectora): Implementa el Repositorio con copias inmutables (art. 9-B), aprueba formatos y validación de largo plazo (art. 4) y supervisa y sanciona (art. 6).</w:t>
+      </w:r>
+    </w:p>
+    <w:p>
+      <w:pPr>
+        <w:pStyle w:val="ListBullet"/>
+      </w:pPr>
+      <w:r>
+        <w:t>SGTD (consultiva): Coordina formatos, nube del Estado y validación (arts. 4 y 9-B).</w:t>
+      </w:r>
+    </w:p>
+    <w:p>
+      <w:pPr>
+        <w:pStyle w:val="ListBullet"/>
+      </w:pPr>
+      <w:r>
+        <w:t>INDECOPI (consultiva): Coordina sellos de tiempo de prestadores acreditados (art. 4.2).</w:t>
+      </w:r>
+    </w:p>
+    <w:p>
+      <w:pPr>
+        <w:pStyle w:val="ListBullet"/>
+      </w:pPr>
+      <w:r>
+        <w:t>CGR (supervisora): Recibe comunicaciones de incumplimiento en transferencias de gestión (art. 9-C).</w:t>
+      </w:r>
+    </w:p>
+    <w:p>
+      <w:pPr>
+        <w:pStyle w:val="ListBullet"/>
+      </w:pPr>
+      <w:r>
+        <w:t>— (ejecutora): Aprueban planes de preservación, no eliminan por migración y transfieren sistemas de forma segura (arts. 9-A y 9-C).</w:t>
+      </w:r>
+    </w:p>
+    <w:p>
+      <w:pPr>
+        <w:pStyle w:val="Heading2"/>
+      </w:pPr>
+      <w:r>
+        <w:t>Impacto económico estimado (referencial)</w:t>
+      </w:r>
+    </w:p>
+    <w:p>
+      <w:pPr>
+        <w:pStyle w:val="ListBullet"/>
+      </w:pPr>
+      <w:r>
+        <w:t>Tipo: gasto</w:t>
+      </w:r>
+    </w:p>
+    <w:p>
+      <w:pPr>
+        <w:pStyle w:val="ListBullet"/>
+      </w:pPr>
+      <w:r>
+        <w:t>Costo para el Estado: No cuantificable con información pública</w:t>
+      </w:r>
+    </w:p>
+    <w:p>
+      <w:pPr>
+        <w:pStyle w:val="ListBullet"/>
+      </w:pPr>
+      <w:r>
+        <w:t>Financiamiento: Presupuesto institucional del AGN y de las entidades, sin demandar recursos adicionales al Tesoro; Repositorio como meta sujeta a disponibilidad presupuestal. Requiere coordinación con el Poder Ejecutivo, fuente de financiamiento identificada e informe previo de sostenibilidad fiscal del MEF antes del dictamen.</w:t>
+      </w:r>
+    </w:p>
+    <w:p>
+      <w:pPr>
+        <w:pStyle w:val="ListBullet"/>
+      </w:pPr>
+      <w:r>
+        <w:t>Supuestos: El costo del Repositorio depende del volumen de documentos de valor permanente a transferir (no inventariado públicamente) y del costo por terabyte en la nube del Estado; se implementa por etapas. Sin creación de plazas.</w:t>
+      </w:r>
+    </w:p>
+    <w:p>
+      <w:pPr>
+        <w:pStyle w:val="ListBullet"/>
+      </w:pPr>
+      <w:r>
+        <w:t>Beneficio para el Estado: Evita pérdida irreversible de evidencia y costos de reconstrucción documental; resiliencia frente al secuestro de datos.</w:t>
+      </w:r>
+    </w:p>
+    <w:p>
+      <w:pPr>
+        <w:pStyle w:val="ListBullet"/>
+      </w:pPr>
+      <w:r>
+        <w:t>Beneficio para la sociedad: Garantía de acceso a documentos que sustentan derechos; memoria institucional.</w:t>
+      </w:r>
+    </w:p>
+    <w:p>
+      <w:pPr>
+        <w:pStyle w:val="ListBullet"/>
+      </w:pPr>
+      <w:r>
+        <w:t>Inversión privada: No aplica.</w:t>
+      </w:r>
+    </w:p>
+    <w:p>
+      <w:pPr>
+        <w:pStyle w:val="ListBullet"/>
+      </w:pPr>
+      <w:r>
+        <w:t>Costo para privados: Proveedores tecnológicos deben devolver documentos en formatos abiertos al término del contrato.</w:t>
+      </w:r>
+    </w:p>
+    <w:p>
+      <w:pPr>
+        <w:pStyle w:val="ListBullet"/>
+      </w:pPr>
+      <w:r>
+        <w:t>Riesgos: Baja capacidad archivística de entidades pequeñas; financiamiento insuficiente del AGN; obsolescencia de formatos si no se actualiza la relación.</w:t>
       </w:r>
     </w:p>
     <w:p>
@@ -344,6 +511,30 @@
       </w:pPr>
       <w:r>
         <w:t>Ley 25323, Ley que crea el Sistema Nacional de Archivos — https://www.leyes.congreso.gob.pe/Documentos/Leyes/25323.pdf</w:t>
+      </w:r>
+    </w:p>
+    <w:p>
+      <w:pPr>
+        <w:pStyle w:val="ListBullet"/>
+      </w:pPr>
+      <w:r>
+        <w:t>Decreto Legislativo 1556, que modifica la Ley 25323 para la gestión, tratamiento y preservación digital de documentos de archivo — https://appddpadigital.agn.gob.pe/ddpa/wp-content/uploads/2024/12/Decreto-Legislativo-N°-1556.pdf</w:t>
+      </w:r>
+    </w:p>
+    <w:p>
+      <w:pPr>
+        <w:pStyle w:val="ListBullet"/>
+      </w:pPr>
+      <w:r>
+        <w:t>Ley 27269, Ley de Firmas y Certificados Digitales — https://www.leyes.congreso.gob.pe/Documentos/Leyes/27269.pdf</w:t>
+      </w:r>
+    </w:p>
+    <w:p>
+      <w:pPr>
+        <w:pStyle w:val="ListBullet"/>
+      </w:pPr>
+      <w:r>
+        <w:t>Decreto Legislativo 681, que regula el uso de tecnologías avanzadas en materia de archivo de documentos e información (microformas) — https://www.leyes.congreso.gob.pe/Documentos/DecretosLegislativos/00681.pdf</w:t>
       </w:r>
     </w:p>
     <w:p>
@@ -391,7 +582,7 @@
         <w:pStyle w:val="ListBullet"/>
       </w:pPr>
       <w:r>
-        <w:t>Estonia: Data Embassy (respaldo soberano de datos críticos del Estado) — https://e-estonia.com/solutions/e-governance/data-embassy/</w:t>
+        <w:t>Internacional: Modelo de referencia OAIS (CCSDS 650.0-M-2, edición 2012 adoptada como ISO 14721:2012, actualizada en 2024-2025) e ISO 16363 (auditoría de repositorios digitales confiables) — https://public.ccsds.org/Pubs/650x0m2.pdf</w:t>
       </w:r>
     </w:p>
     <w:p>
